--- a/AI for Engineers Course/Week 3/Week3_Assignment.docx
+++ b/AI for Engineers Course/Week 3/Week3_Assignment.docx
@@ -1,5 +1,828 @@
 
-<file path=word/document.xml><?xml version="1.0" encoding="UTF-8" standalone="yes"?><w:document mc:Ignorable="w14 w15 wp14" xmlns:wpc="http://schemas.microsoft.com/office/word/2010/wordprocessingCanvas" xmlns:mc="http://schemas.openxmlformats.org/markup-compatibility/2006" xmlns:o="urn:schemas-microsoft-com:office:office" xmlns:r="http://schemas.openxmlformats.org/officeDocument/2006/relationships" xmlns:m="http://schemas.openxmlformats.org/officeDocument/2006/math" xmlns:v="urn:schemas-microsoft-com:vml" xmlns:wp14="http://schemas.microsoft.com/office/word/2010/wordprocessingDrawing" xmlns:wp="http://schemas.openxmlformats.org/drawingml/2006/wordprocessingDrawing" xmlns:w10="urn:schemas-microsoft-com:office:word" xmlns:w="http://schemas.openxmlformats.org/wordprocessingml/2006/main" xmlns:w14="http://schemas.microsoft.com/office/word/2010/wordml" xmlns:w15="http://schemas.microsoft.com/office/word/2012/wordml" xmlns:wpg="http://schemas.microsoft.com/office/word/2010/wordprocessingGroup" xmlns:wpi="http://schemas.microsoft.com/office/word/2010/wordprocessingInk" xmlns:wne="http://schemas.microsoft.com/office/word/2006/wordml" xmlns:wps="http://schemas.microsoft.com/office/word/2010/wordprocessingShape" xmlns:cx="http://schemas.microsoft.com/office/drawing/2014/chartex" xmlns:cx1="http://schemas.microsoft.com/office/drawing/2015/9/8/chartex" xmlns:cx2="http://schemas.microsoft.com/office/drawing/2015/10/21/chartex" xmlns:cx3="http://schemas.microsoft.com/office/drawing/2016/5/9/chartex" xmlns:cx4="http://schemas.microsoft.com/office/drawing/2016/5/10/chartex" xmlns:cx5="http://schemas.microsoft.com/office/drawing/2016/5/11/chartex" xmlns:cx6="http://schemas.microsoft.com/office/drawing/2016/5/12/chartex" xmlns:cx7="http://schemas.microsoft.com/office/drawing/2016/5/13/chartex" xmlns:cx8="http://schemas.microsoft.com/office/drawing/2016/5/14/chartex" xmlns:aink="http://schemas.microsoft.com/office/drawing/2016/ink" xmlns:am3d="http://schemas.microsoft.com/office/drawing/2017/model3d" xmlns:w16cex="http://schemas.microsoft.com/office/word/2018/wordml/cex" xmlns:w16cid="http://schemas.microsoft.com/office/word/2016/wordml/cid" xmlns:w16="http://schemas.microsoft.com/office/word/2018/wordml" xmlns:w16sdtdh="http://schemas.microsoft.com/office/word/2020/wordml/sdtdatahash" xmlns:w16se="http://schemas.microsoft.com/office/word/2015/wordml/symex"><w:body><w:p><w:pPr><w:pStyle w:val="Heading1"/><w:spacing w:after="400"/><w:jc w:val="center"/></w:pPr><w:r><w:t xml:space="preserve">Week 3 Assignment - Data Engineering for AI</w:t></w:r></w:p><w:p><w:pPr><w:spacing w:after="200"/><w:jc w:val="center"/></w:pPr><w:r><w:t xml:space="preserve">Total Points: 100</w:t></w:r></w:p><w:p><w:pPr><w:pStyle w:val="Heading2"/><w:spacing w:before="200" w:after="150"/></w:pPr><w:r><w:t xml:space="preserve">Overview</w:t></w:r></w:p><w:p><w:pPr><w:spacing w:after="200"/></w:pPr><w:r><w:t xml:space="preserve">In this assignment, you&apos;ll design and implement a production-ready data pipeline for an AI application. You&apos;ll work with real-world considerations including data validation, error handling, and quality assurance.</w:t></w:r></w:p><w:p><w:pPr><w:pStyle w:val="Heading2"/><w:spacing w:before="200" w:after="150"/></w:pPr><w:r><w:t xml:space="preserve">Scenario</w:t></w:r></w:p><w:p><w:pPr><w:spacing w:after="200"/></w:pPr><w:r><w:t xml:space="preserve">Your company has partnered with a regional healthcare provider to build a predictive model for patient outcomes. You need to design a data pipeline that ingests patient data from multiple sources, validates quality, and prepares it for ML training. The data includes demographics, medical history, and lab results from 50,000 patients.</w:t></w:r></w:p><w:p><w:pPr><w:pStyle w:val="Heading1"/><w:spacing w:before="300" w:after="200"/></w:pPr><w:r><w:t xml:space="preserve">Part A: Conceptual Design (40 points)</w:t></w:r></w:p><w:p><w:pPr><w:pStyle w:val="Heading2"/><w:spacing w:before="100" w:after="100"/></w:pPr><w:r><w:t xml:space="preserve">Question A1: Pipeline Architecture (15 points)</w:t></w:r></w:p><w:p><w:pPr><w:spacing w:after="150"/></w:pPr><w:r><w:t xml:space="preserve">Design a data pipeline for the healthcare scenario described above. Your answer should include:</w:t></w:r></w:p><0/><w:p><w:pPr><w:pStyle w:val="Heading3"/><w:pBdr><w:bottom w:val="single" w:color="CCCCCC" w:space="1"/></w:pBdr><w:spacing w:before="100" w:after="300"/></w:pPr><w:r><w:t xml:space="preserve">Answer: (500-750 words)</w:t></w:r></w:p><w:p><w:pPr><w:spacing w:after="300"/></w:pPr><w:r><w:t xml:space="preserve">[Your answer here]</w:t></w:r></w:p><w:p><w:pPr><w:pStyle w:val="Heading2"/><w:spacing w:before="100" w:after="100"/></w:pPr><w:r><w:t xml:space="preserve">Question A2: Data Quality Strategy (15 points)</w:t></w:r></w:p><w:p><w:pPr><w:spacing w:after="150"/></w:pPr><w:r><w:t xml:space="preserve">Define a comprehensive data quality framework for patient data. Include:</w:t></w:r></w:p><0/><w:p><w:pPr><w:pStyle w:val="Heading3"/><w:pBdr><w:bottom w:val="single" w:color="CCCCCC" w:space="1"/></w:pBdr><w:spacing w:before="100" w:after="300"/></w:pPr><w:r><w:t xml:space="preserve">Answer: (400-600 words)</w:t></w:r></w:p><w:p><w:pPr><w:spacing w:after="300"/></w:pPr><w:r><w:t xml:space="preserve">[Your answer here]</w:t></w:r></w:p><w:p><w:pPr><w:pStyle w:val="Heading2"/><w:spacing w:before="100" w:after="100"/></w:pPr><w:r><w:t xml:space="preserve">Question A3: Storage Architecture (10 points)</w:t></w:r></w:p><w:p><w:pPr><w:spacing w:after="150"/></w:pPr><w:r><w:t xml:space="preserve">Explain why you would use each of the following storage options for this application:</w:t></w:r></w:p><0/><w:p><w:pPr><w:pStyle w:val="Heading3"/><w:pBdr><w:bottom w:val="single" w:color="CCCCCC" w:space="1"/></w:pBdr><w:spacing w:before="100" w:after="400"/></w:pPr><w:r><w:t xml:space="preserve">Answer: (300-400 words)</w:t></w:r></w:p><w:p><w:pPr><w:spacing w:after="400"/></w:pPr><w:r><w:t xml:space="preserve">[Your answer here]</w:t></w:r></w:p><w:p><w:pPr><w:pStyle w:val="Heading1"/><w:spacing w:before="300" w:after="200"/></w:pPr><w:r><w:t xml:space="preserve">Part B: Technical Implementation (40 points)</w:t></w:r></w:p><w:p><w:pPr><w:pStyle w:val="Heading2"/><w:spacing w:before="100" w:after="100"/></w:pPr><w:r><w:t xml:space="preserve">Question B1: Pydantic Models (15 points)</w:t></w:r></w:p><w:p><w:pPr><w:spacing w:after="150"/></w:pPr><w:r><w:t xml:space="preserve">Write Pydantic models for the following data entities. Models should include appropriate field constraints, validators, and documentation:</w:t></w:r></w:p><0/><w:p><w:pPr><w:pStyle w:val="Heading3"/><w:spacing w:before="100" w:after="100"/></w:pPr><w:r><w:t xml:space="preserve">Requirements:</w:t></w:r></w:p><0/><w:p><w:pPr><w:pStyle w:val="Heading3"/><w:pBdr><w:bottom w:val="single" w:color="CCCCCC" w:space="1"/></w:pBdr><w:spacing w:before="100" w:after="300"/></w:pPr><w:r><w:t xml:space="preserve">Code:</w:t></w:r></w:p><w:p><w:pPr><w:spacing w:after="300"/></w:pPr><w:r><w:t xml:space="preserve">[Your code here]</w:t></w:r></w:p><w:p><w:pPr><w:pStyle w:val="Heading2"/><w:spacing w:before="100" w:after="100"/></w:pPr><w:r><w:t xml:space="preserve">Question B2: Validation Pipeline (15 points)</w:t></w:r></w:p><w:p><w:pPr><w:spacing w:after="150"/></w:pPr><w:r><w:t xml:space="preserve">Implement a data validation pipeline function that:</w:t></w:r></w:p><0/><w:p><w:pPr><w:pStyle w:val="Heading3"/><w:pBdr><w:bottom w:val="single" w:color="CCCCCC" w:space="1"/></w:pBdr><w:spacing w:before="100" w:after="300"/></w:pPr><w:r><w:t xml:space="preserve">Code:</w:t></w:r></w:p><w:p><w:pPr><w:spacing w:after="300"/></w:pPr><w:r><w:t xml:space="preserve">[Your code here]</w:t></w:r></w:p><w:p><w:pPr><w:pStyle w:val="Heading2"/><w:spacing w:before="100" w:after="100"/></w:pPr><w:r><w:t xml:space="preserve">Question B3: Database Setup (10 points)</w:t></w:r></w:p><w:p><w:pPr><w:spacing w:after="150"/></w:pPr><w:r><w:t xml:space="preserve">Write SQL DDL statements to create the following tables:</w:t></w:r></w:p><0/><w:p><w:pPr><w:pStyle w:val="Heading3"/><w:pBdr><w:bottom w:val="single" w:color="CCCCCC" w:space="1"/></w:pBdr><w:spacing w:before="100" w:after="300"/></w:pPr><w:r><w:t xml:space="preserve">Code:</w:t></w:r></w:p><w:p><w:pPr><w:spacing w:after="400"/></w:pPr><w:r><w:t xml:space="preserve">[Your SQL code here]</w:t></w:r></w:p><w:p><w:pPr><w:pStyle w:val="Heading1"/><w:spacing w:before="300" w:after="200"/></w:pPr><w:r><w:t xml:space="preserve">Part C: Reflection and Analysis (20 points)</w:t></w:r></w:p><w:p><w:pPr><w:pStyle w:val="Heading2"/><w:spacing w:before="100" w:after="100"/></w:pPr><w:r><w:t xml:space="preserve">Question C1: Trade-offs and Decisions (10 points)</w:t></w:r></w:p><w:p><w:pPr><w:spacing w:after="150"/></w:pPr><w:r><w:t xml:space="preserve">Reflect on the design decisions you made in Parts A and B. Discuss:</w:t></w:r></w:p><0/><w:p><w:pPr><w:pStyle w:val="Heading3"/><w:pBdr><w:bottom w:val="single" w:color="CCCCCC" w:space="1"/></w:pBdr><w:spacing w:before="100" w:after="300"/></w:pPr><w:r><w:t xml:space="preserve">Answer: (300-400 words)</w:t></w:r></w:p><w:p><w:pPr><w:spacing w:after="300"/></w:pPr><w:r><w:t xml:space="preserve">[Your answer here]</w:t></w:r></w:p><w:p><w:pPr><w:pStyle w:val="Heading2"/><w:spacing w:before="100" w:after="100"/></w:pPr><w:r><w:t xml:space="preserve">Question C2: Lessons and Future Work (10 points)</w:t></w:r></w:p><w:p><w:pPr><w:spacing w:after="150"/></w:pPr><w:r><w:t xml:space="preserve">What did you learn from this assignment? What would you do differently with more time or resources?</w:t></w:r></w:p><w:p><w:pPr><w:pStyle w:val="Heading3"/><w:pBdr><w:bottom w:val="single" w:color="CCCCCC" w:space="1"/></w:pBdr><w:spacing w:before="100" w:after="300"/></w:pPr><w:r><w:t xml:space="preserve">Answer: (200-300 words)</w:t></w:r></w:p><w:p><w:pPr><w:spacing w:after="400"/></w:pPr><w:r><w:t xml:space="preserve">[Your answer here]</w:t></w:r></w:p><w:p><w:pPr><w:pStyle w:val="Heading1"/><w:spacing w:before="300" w:after="200"/></w:pPr><w:r><w:t xml:space="preserve">Submission Guidelines</w:t></w:r></w:p><0/><w:p><w:pPr><w:pStyle w:val="Heading1"/><w:spacing w:before="300" w:after="200"/></w:pPr><w:r><w:t xml:space="preserve">Grading Rubric</w:t></w:r></w:p><w:tbl><w:tblPr><w:tblW w:type="pct" w:w="100%"/><w:tblBorders><w:top w:val="single" w:color="auto" w:sz="4"/><w:left w:val="single" w:color="auto" w:sz="4"/><w:bottom w:val="single" w:color="auto" w:sz="4"/><w:right w:val="single" w:color="auto" w:sz="4"/><w:insideH w:val="single" w:color="auto" w:sz="4"/><w:insideV w:val="single" w:color="auto" w:sz="4"/></w:tblBorders></w:tblPr><w:tblGrid><w:gridCol w:w="100"/><w:gridCol w:w="100"/><w:gridCol w:w="100"/><w:gridCol w:w="100"/><w:gridCol w:w="100"/></w:tblGrid><w:tr><w:tc><w:tcPr><w:shd w:color="1B365D" w:val="clear"/><w:tcMar><w:top w:type="dxa" w:w="80"/><w:left w:type="dxa" w:w="120"/><w:bottom w:type="dxa" w:w="80"/><w:right w:type="dxa" w:w="120"/></w:tcMar></w:tcPr><w:p><w:r><w:t xml:space="preserve">Category</w:t></w:r></w:p></w:tc><w:tc><w:tcPr><w:shd w:color="1B365D" w:val="clear"/><w:tcMar><w:top w:type="dxa" w:w="80"/><w:left w:type="dxa" w:w="120"/><w:bottom w:type="dxa" w:w="80"/><w:right w:type="dxa" w:w="120"/></w:tcMar></w:tcPr><w:p><w:r><w:t xml:space="preserve">Excellent (90-100%)</w:t></w:r></w:p></w:tc><w:tc><w:tcPr><w:shd w:color="1B365D" w:val="clear"/><w:tcMar><w:top w:type="dxa" w:w="80"/><w:left w:type="dxa" w:w="120"/><w:bottom w:type="dxa" w:w="80"/><w:right w:type="dxa" w:w="120"/></w:tcMar></w:tcPr><w:p><w:r><w:t xml:space="preserve">Good (80-89%)</w:t></w:r></w:p></w:tc><w:tc><w:tcPr><w:shd w:color="1B365D" w:val="clear"/><w:tcMar><w:top w:type="dxa" w:w="80"/><w:left w:type="dxa" w:w="120"/><w:bottom w:type="dxa" w:w="80"/><w:right w:type="dxa" w:w="120"/></w:tcMar></w:tcPr><w:p><w:r><w:t xml:space="preserve">Adequate (70-79%)</w:t></w:r></w:p></w:tc><w:tc><w:tcPr><w:shd w:color="1B365D" w:val="clear"/><w:tcMar><w:top w:type="dxa" w:w="80"/><w:left w:type="dxa" w:w="120"/><w:bottom w:type="dxa" w:w="80"/><w:right w:type="dxa" w:w="120"/></w:tcMar></w:tcPr><w:p><w:r><w:t xml:space="preserve">Poor (&lt;70%)</w:t></w:r></w:p></w:tc></w:tr><w:tr><w:tc><w:tcPr><w:tcMar><w:top w:type="dxa" w:w="80"/><w:left w:type="dxa" w:w="120"/><w:bottom w:type="dxa" w:w="80"/><w:right w:type="dxa" w:w="120"/></w:tcMar></w:tcPr><w:p><w:r><w:t xml:space="preserve">Architecture Design</w:t></w:r></w:p></w:tc><w:tc><w:tcPr><w:tcMar><w:top w:type="dxa" w:w="80"/><w:left w:type="dxa" w:w="120"/><w:bottom w:type="dxa" w:w="80"/><w:right w:type="dxa" w:w="120"/></w:tcMar></w:tcPr><w:p><w:r><w:t xml:space="preserve">Clear, comprehensive, justified decisions</w:t></w:r></w:p></w:tc><w:tc><w:tcPr><w:tcMar><w:top w:type="dxa" w:w="80"/><w:left w:type="dxa" w:w="120"/><w:bottom w:type="dxa" w:w="80"/><w:right w:type="dxa" w:w="120"/></w:tcMar></w:tcPr><w:p><w:r><w:t xml:space="preserve">Sound design with minor gaps</w:t></w:r></w:p></w:tc><w:tc><w:tcPr><w:tcMar><w:top w:type="dxa" w:w="80"/><w:left w:type="dxa" w:w="120"/><w:bottom w:type="dxa" w:w="80"/><w:right w:type="dxa" w:w="120"/></w:tcMar></w:tcPr><w:p><w:r><w:t xml:space="preserve">Basic understanding, some oversights</w:t></w:r></w:p></w:tc><w:tc><w:tcPr><w:tcMar><w:top w:type="dxa" w:w="80"/><w:left w:type="dxa" w:w="120"/><w:bottom w:type="dxa" w:w="80"/><w:right w:type="dxa" w:w="120"/></w:tcMar></w:tcPr><w:p><w:r><w:t xml:space="preserve">Incomplete or flawed design</w:t></w:r></w:p></w:tc></w:tr><w:tr><w:tc><w:tcPr><w:tcMar><w:top w:type="dxa" w:w="80"/><w:left w:type="dxa" w:w="120"/><w:bottom w:type="dxa" w:w="80"/><w:right w:type="dxa" w:w="120"/></w:tcMar></w:tcPr><w:p><w:r><w:t xml:space="preserve">Code Quality</w:t></w:r></w:p></w:tc><w:tc><w:tcPr><w:tcMar><w:top w:type="dxa" w:w="80"/><w:left w:type="dxa" w:w="120"/><w:bottom w:type="dxa" w:w="80"/><w:right w:type="dxa" w:w="120"/></w:tcMar></w:tcPr><w:p><w:r><w:t xml:space="preserve">Clean, well-documented, handles edge cases</w:t></w:r></w:p></w:tc><w:tc><w:tcPr><w:tcMar><w:top w:type="dxa" w:w="80"/><w:left w:type="dxa" w:w="120"/><w:bottom w:type="dxa" w:w="80"/><w:right w:type="dxa" w:w="120"/></w:tcMar></w:tcPr><w:p><w:r><w:t xml:space="preserve">Good code with minor issues</w:t></w:r></w:p></w:tc><w:tc><w:tcPr><w:tcMar><w:top w:type="dxa" w:w="80"/><w:left w:type="dxa" w:w="120"/><w:bottom w:type="dxa" w:w="80"/><w:right w:type="dxa" w:w="120"/></w:tcMar></w:tcPr><w:p><w:r><w:t xml:space="preserve">Functional but could be cleaner</w:t></w:r></w:p></w:tc><w:tc><w:tcPr><w:tcMar><w:top w:type="dxa" w:w="80"/><w:left w:type="dxa" w:w="120"/><w:bottom w:type="dxa" w:w="80"/><w:right w:type="dxa" w:w="120"/></w:tcMar></w:tcPr><w:p><w:r><w:t xml:space="preserve">Non-functional or poor quality</w:t></w:r></w:p></w:tc></w:tr><w:tr><w:tc><w:tcPr><w:tcMar><w:top w:type="dxa" w:w="80"/><w:left w:type="dxa" w:w="120"/><w:bottom w:type="dxa" w:w="80"/><w:right w:type="dxa" w:w="120"/></w:tcMar></w:tcPr><w:p><w:r><w:t xml:space="preserve">Data Quality</w:t></w:r></w:p></w:tc><w:tc><w:tcPr><w:tcMar><w:top w:type="dxa" w:w="80"/><w:left w:type="dxa" w:w="120"/><w:bottom w:type="dxa" w:w="80"/><w:right w:type="dxa" w:w="120"/></w:tcMar></w:tcPr><w:p><w:r><w:t xml:space="preserve">Comprehensive validation, great error handling</w:t></w:r></w:p></w:tc><w:tc><w:tcPr><w:tcMar><w:top w:type="dxa" w:w="80"/><w:left w:type="dxa" w:w="120"/><w:bottom w:type="dxa" w:w="80"/><w:right w:type="dxa" w:w="120"/></w:tcMar></w:tcPr><w:p><w:r><w:t xml:space="preserve">Good validation, adequate error handling</w:t></w:r></w:p></w:tc><w:tc><w:tcPr><w:tcMar><w:top w:type="dxa" w:w="80"/><w:left w:type="dxa" w:w="120"/><w:bottom w:type="dxa" w:w="80"/><w:right w:type="dxa" w:w="120"/></w:tcMar></w:tcPr><w:p><w:r><w:t xml:space="preserve">Basic validation, minimal error handling</w:t></w:r></w:p></w:tc><w:tc><w:tcPr><w:tcMar><w:top w:type="dxa" w:w="80"/><w:left w:type="dxa" w:w="120"/><w:bottom w:type="dxa" w:w="80"/><w:right w:type="dxa" w:w="120"/></w:tcMar></w:tcPr><w:p><w:r><w:t xml:space="preserve">Insufficient validation</w:t></w:r></w:p></w:tc></w:tr><w:tr><w:tc><w:tcPr><w:tcMar><w:top w:type="dxa" w:w="80"/><w:left w:type="dxa" w:w="120"/><w:bottom w:type="dxa" w:w="80"/><w:right w:type="dxa" w:w="120"/></w:tcMar></w:tcPr><w:p><w:r><w:t xml:space="preserve">Analysis</w:t></w:r></w:p></w:tc><w:tc><w:tcPr><w:tcMar><w:top w:type="dxa" w:w="80"/><w:left w:type="dxa" w:w="120"/><w:bottom w:type="dxa" w:w="80"/><w:right w:type="dxa" w:w="120"/></w:tcMar></w:tcPr><w:p><w:r><w:t xml:space="preserve">Thoughtful reflection, good insights</w:t></w:r></w:p></w:tc><w:tc><w:tcPr><w:tcMar><w:top w:type="dxa" w:w="80"/><w:left w:type="dxa" w:w="120"/><w:bottom w:type="dxa" w:w="80"/><w:right w:type="dxa" w:w="120"/></w:tcMar></w:tcPr><w:p><w:r><w:t xml:space="preserve">Reasonable reflection with some depth</w:t></w:r></w:p></w:tc><w:tc><w:tcPr><w:tcMar><w:top w:type="dxa" w:w="80"/><w:left w:type="dxa" w:w="120"/><w:bottom w:type="dxa" w:w="80"/><w:right w:type="dxa" w:w="120"/></w:tcMar></w:tcPr><w:p><w:r><w:t xml:space="preserve">Surface-level analysis</w:t></w:r></w:p></w:tc><w:tc><w:tcPr><w:tcMar><w:top w:type="dxa" w:w="80"/><w:left w:type="dxa" w:w="120"/><w:bottom w:type="dxa" w:w="80"/><w:right w:type="dxa" w:w="120"/></w:tcMar></w:tcPr><w:p><w:r><w:t xml:space="preserve">Missing or superficial analysis</w:t></w:r></w:p></w:tc></w:tr></w:tbl><w:sectPr><w:pgSz w:w="11906" w:h="16838" w:orient="portrait"/><w:pgMar w:top="1440" w:right="1440" w:bottom="1440" w:left="1440" w:header="708" w:footer="708" w:gutter="0"/><w:pgNumType/><w:docGrid w:linePitch="360"/></w:sectPr></w:body></w:document>
+<file path=word/document.xml><?xml version="1.0" encoding="utf-8"?>
+<w:document xmlns:wpc="http://schemas.microsoft.com/office/word/2010/wordprocessingCanvas" xmlns:mc="http://schemas.openxmlformats.org/markup-compatibility/2006" xmlns:o="urn:schemas-microsoft-com:office:office" xmlns:r="http://schemas.openxmlformats.org/officeDocument/2006/relationships" xmlns:m="http://schemas.openxmlformats.org/officeDocument/2006/math" xmlns:v="urn:schemas-microsoft-com:vml" xmlns:wp14="http://schemas.microsoft.com/office/word/2010/wordprocessingDrawing" xmlns:wp="http://schemas.openxmlformats.org/drawingml/2006/wordprocessingDrawing" xmlns:w10="urn:schemas-microsoft-com:office:word" xmlns:w="http://schemas.openxmlformats.org/wordprocessingml/2006/main" xmlns:w14="http://schemas.microsoft.com/office/word/2010/wordml" xmlns:w15="http://schemas.microsoft.com/office/word/2012/wordml" xmlns:wpg="http://schemas.microsoft.com/office/word/2010/wordprocessingGroup" xmlns:wpi="http://schemas.microsoft.com/office/word/2010/wordprocessingInk" xmlns:wne="http://schemas.microsoft.com/office/word/2006/wordml" xmlns:wps="http://schemas.microsoft.com/office/word/2010/wordprocessingShape" xmlns:cx="http://schemas.microsoft.com/office/drawing/2014/chartex" xmlns:cx1="http://schemas.microsoft.com/office/drawing/2015/9/8/chartex" xmlns:cx2="http://schemas.microsoft.com/office/drawing/2015/10/21/chartex" xmlns:cx3="http://schemas.microsoft.com/office/drawing/2016/5/9/chartex" xmlns:cx4="http://schemas.microsoft.com/office/drawing/2016/5/10/chartex" xmlns:cx5="http://schemas.microsoft.com/office/drawing/2016/5/11/chartex" xmlns:cx6="http://schemas.microsoft.com/office/drawing/2016/5/12/chartex" xmlns:cx7="http://schemas.microsoft.com/office/drawing/2016/5/13/chartex" xmlns:cx8="http://schemas.microsoft.com/office/drawing/2016/5/14/chartex" xmlns:aink="http://schemas.microsoft.com/office/drawing/2016/ink" xmlns:am3d="http://schemas.microsoft.com/office/drawing/2017/model3d" xmlns:w16cex="http://schemas.microsoft.com/office/word/2018/wordml/cex" xmlns:w16cid="http://schemas.microsoft.com/office/word/2016/wordml/cid" xmlns:w16="http://schemas.microsoft.com/office/word/2018/wordml" xmlns:w16sdtdh="http://schemas.microsoft.com/office/word/2020/wordml/sdtdatahash" xmlns:w16se="http://schemas.microsoft.com/office/word/2015/wordml/symex" mc:Ignorable="w14 w15 wp14">
+  <w:body>
+    <w:p>
+      <w:pPr>
+        <w:pStyle w:val="Heading1"/>
+        <w:spacing w:after="400"/>
+        <w:jc w:val="center"/>
+      </w:pPr>
+      <w:r>
+        <w:t xml:space="preserve">Week 3 Assignment - Data Engineering for AI</w:t>
+      </w:r>
+    </w:p>
+    <w:p>
+      <w:pPr>
+        <w:spacing w:after="200"/>
+        <w:jc w:val="center"/>
+      </w:pPr>
+      <w:r>
+        <w:t xml:space="preserve">Total Points: 100</w:t>
+      </w:r>
+    </w:p>
+    <w:p>
+      <w:pPr>
+        <w:pStyle w:val="Heading2"/>
+        <w:spacing w:before="200" w:after="150"/>
+      </w:pPr>
+      <w:r>
+        <w:t xml:space="preserve">Overview</w:t>
+      </w:r>
+    </w:p>
+    <w:p>
+      <w:pPr>
+        <w:spacing w:after="200"/>
+      </w:pPr>
+      <w:r>
+        <w:t xml:space="preserve">In this assignment, you'll design and implement a production-ready data pipeline for an AI application. You'll work with real-world considerations including data validation, error handling, and quality assurance.</w:t>
+      </w:r>
+    </w:p>
+    <w:p>
+      <w:pPr>
+        <w:pStyle w:val="Heading2"/>
+        <w:spacing w:before="200" w:after="150"/>
+      </w:pPr>
+      <w:r>
+        <w:t xml:space="preserve">Scenario</w:t>
+      </w:r>
+    </w:p>
+    <w:p>
+      <w:pPr>
+        <w:spacing w:after="200"/>
+      </w:pPr>
+      <w:r>
+        <w:t xml:space="preserve">Your company has partnered with a regional healthcare provider to build a predictive model for patient outcomes. You need to design a data pipeline that ingests patient data from multiple sources, validates quality, and prepares it for ML training. The data includes demographics, medical history, and lab results from 50,000 patients.</w:t>
+      </w:r>
+    </w:p>
+    <w:p>
+      <w:pPr>
+        <w:pStyle w:val="Heading1"/>
+        <w:spacing w:before="300" w:after="200"/>
+      </w:pPr>
+      <w:r>
+        <w:t xml:space="preserve">Part A: Conceptual Design (40 points)</w:t>
+      </w:r>
+    </w:p>
+    <w:p>
+      <w:pPr>
+        <w:pStyle w:val="Heading2"/>
+        <w:spacing w:before="100" w:after="100"/>
+      </w:pPr>
+      <w:r>
+        <w:t xml:space="preserve">Question A1: Pipeline Architecture (15 points)</w:t>
+      </w:r>
+    </w:p>
+    <w:p>
+      <w:pPr>
+        <w:spacing w:after="150"/>
+      </w:pPr>
+      <w:r>
+        <w:t xml:space="preserve">Design a data pipeline for the healthcare scenario described above. Your answer should include:</w:t>
+      </w:r>
+    </w:p>
+    <w:p>
+      <w:pPr>
+        <w:pStyle w:val="Heading3"/>
+        <w:pBdr>
+          <w:bottom w:val="single" w:color="CCCCCC" w:space="1"/>
+        </w:pBdr>
+        <w:spacing w:before="100" w:after="300"/>
+      </w:pPr>
+      <w:r>
+        <w:t xml:space="preserve">Answer: (500-750 words)</w:t>
+      </w:r>
+    </w:p>
+    <w:p>
+      <w:pPr>
+        <w:spacing w:after="300"/>
+      </w:pPr>
+      <w:r>
+        <w:t xml:space="preserve">[Your answer here]</w:t>
+      </w:r>
+    </w:p>
+    <w:p>
+      <w:pPr>
+        <w:pStyle w:val="Heading2"/>
+        <w:spacing w:before="100" w:after="100"/>
+      </w:pPr>
+      <w:r>
+        <w:t xml:space="preserve">Question A2: Data Quality Strategy (15 points)</w:t>
+      </w:r>
+    </w:p>
+    <w:p>
+      <w:pPr>
+        <w:spacing w:after="150"/>
+      </w:pPr>
+      <w:r>
+        <w:t xml:space="preserve">Define a comprehensive data quality framework for patient data. Include:</w:t>
+      </w:r>
+    </w:p>
+    <w:p>
+      <w:pPr>
+        <w:pStyle w:val="Heading3"/>
+        <w:pBdr>
+          <w:bottom w:val="single" w:color="CCCCCC" w:space="1"/>
+        </w:pBdr>
+        <w:spacing w:before="100" w:after="300"/>
+      </w:pPr>
+      <w:r>
+        <w:t xml:space="preserve">Answer: (400-600 words)</w:t>
+      </w:r>
+    </w:p>
+    <w:p>
+      <w:pPr>
+        <w:spacing w:after="300"/>
+      </w:pPr>
+      <w:r>
+        <w:t xml:space="preserve">[Your answer here]</w:t>
+      </w:r>
+    </w:p>
+    <w:p>
+      <w:pPr>
+        <w:pStyle w:val="Heading2"/>
+        <w:spacing w:before="100" w:after="100"/>
+      </w:pPr>
+      <w:r>
+        <w:t xml:space="preserve">Question A3: Storage Architecture (10 points)</w:t>
+      </w:r>
+    </w:p>
+    <w:p>
+      <w:pPr>
+        <w:spacing w:after="150"/>
+      </w:pPr>
+      <w:r>
+        <w:t xml:space="preserve">Explain why you would use each of the following storage options for this application:</w:t>
+      </w:r>
+    </w:p>
+    <w:p>
+      <w:pPr>
+        <w:pStyle w:val="Heading3"/>
+        <w:pBdr>
+          <w:bottom w:val="single" w:color="CCCCCC" w:space="1"/>
+        </w:pBdr>
+        <w:spacing w:before="100" w:after="400"/>
+      </w:pPr>
+      <w:r>
+        <w:t xml:space="preserve">Answer: (300-400 words)</w:t>
+      </w:r>
+    </w:p>
+    <w:p>
+      <w:pPr>
+        <w:spacing w:after="400"/>
+      </w:pPr>
+      <w:r>
+        <w:t xml:space="preserve">[Your answer here]</w:t>
+      </w:r>
+    </w:p>
+    <w:p>
+      <w:pPr>
+        <w:pStyle w:val="Heading1"/>
+        <w:spacing w:before="300" w:after="200"/>
+      </w:pPr>
+      <w:r>
+        <w:t xml:space="preserve">Part B: Technical Implementation (40 points)</w:t>
+      </w:r>
+    </w:p>
+    <w:p>
+      <w:pPr>
+        <w:pStyle w:val="Heading2"/>
+        <w:spacing w:before="100" w:after="100"/>
+      </w:pPr>
+      <w:r>
+        <w:t xml:space="preserve">Question B1: Pydantic Models (15 points)</w:t>
+      </w:r>
+    </w:p>
+    <w:p>
+      <w:pPr>
+        <w:spacing w:after="150"/>
+      </w:pPr>
+      <w:r>
+        <w:t xml:space="preserve">Write Pydantic models for the following data entities. Models should include appropriate field constraints, validators, and documentation:</w:t>
+      </w:r>
+    </w:p>
+    <w:p>
+      <w:pPr>
+        <w:pStyle w:val="Heading3"/>
+        <w:spacing w:before="100" w:after="100"/>
+      </w:pPr>
+      <w:r>
+        <w:t xml:space="preserve">Requirements:</w:t>
+      </w:r>
+    </w:p>
+    <w:p>
+      <w:pPr>
+        <w:pStyle w:val="Heading3"/>
+        <w:pBdr>
+          <w:bottom w:val="single" w:color="CCCCCC" w:space="1"/>
+        </w:pBdr>
+        <w:spacing w:before="100" w:after="300"/>
+      </w:pPr>
+      <w:r>
+        <w:t xml:space="preserve">Code:</w:t>
+      </w:r>
+    </w:p>
+    <w:p>
+      <w:pPr>
+        <w:spacing w:after="300"/>
+      </w:pPr>
+      <w:r>
+        <w:t xml:space="preserve">[Your code here]</w:t>
+      </w:r>
+    </w:p>
+    <w:p>
+      <w:pPr>
+        <w:pStyle w:val="Heading2"/>
+        <w:spacing w:before="100" w:after="100"/>
+      </w:pPr>
+      <w:r>
+        <w:t xml:space="preserve">Question B2: Validation Pipeline (15 points)</w:t>
+      </w:r>
+    </w:p>
+    <w:p>
+      <w:pPr>
+        <w:spacing w:after="150"/>
+      </w:pPr>
+      <w:r>
+        <w:t xml:space="preserve">Implement a data validation pipeline function that:</w:t>
+      </w:r>
+    </w:p>
+    <w:p>
+      <w:pPr>
+        <w:pStyle w:val="Heading3"/>
+        <w:pBdr>
+          <w:bottom w:val="single" w:color="CCCCCC" w:space="1"/>
+        </w:pBdr>
+        <w:spacing w:before="100" w:after="300"/>
+      </w:pPr>
+      <w:r>
+        <w:t xml:space="preserve">Code:</w:t>
+      </w:r>
+    </w:p>
+    <w:p>
+      <w:pPr>
+        <w:spacing w:after="300"/>
+      </w:pPr>
+      <w:r>
+        <w:t xml:space="preserve">[Your code here]</w:t>
+      </w:r>
+    </w:p>
+    <w:p>
+      <w:pPr>
+        <w:pStyle w:val="Heading2"/>
+        <w:spacing w:before="100" w:after="100"/>
+      </w:pPr>
+      <w:r>
+        <w:t xml:space="preserve">Question B3: Database Setup (10 points)</w:t>
+      </w:r>
+    </w:p>
+    <w:p>
+      <w:pPr>
+        <w:spacing w:after="150"/>
+      </w:pPr>
+      <w:r>
+        <w:t xml:space="preserve">Write SQL DDL statements to create the following tables:</w:t>
+      </w:r>
+    </w:p>
+    <w:p>
+      <w:pPr>
+        <w:pStyle w:val="Heading3"/>
+        <w:pBdr>
+          <w:bottom w:val="single" w:color="CCCCCC" w:space="1"/>
+        </w:pBdr>
+        <w:spacing w:before="100" w:after="300"/>
+      </w:pPr>
+      <w:r>
+        <w:t xml:space="preserve">Code:</w:t>
+      </w:r>
+    </w:p>
+    <w:p>
+      <w:pPr>
+        <w:spacing w:after="400"/>
+      </w:pPr>
+      <w:r>
+        <w:t xml:space="preserve">[Your SQL code here]</w:t>
+      </w:r>
+    </w:p>
+    <w:p>
+      <w:pPr>
+        <w:pStyle w:val="Heading1"/>
+        <w:spacing w:before="300" w:after="200"/>
+      </w:pPr>
+      <w:r>
+        <w:t xml:space="preserve">Part C: Reflection and Analysis (20 points)</w:t>
+      </w:r>
+    </w:p>
+    <w:p>
+      <w:pPr>
+        <w:pStyle w:val="Heading2"/>
+        <w:spacing w:before="100" w:after="100"/>
+      </w:pPr>
+      <w:r>
+        <w:t xml:space="preserve">Question C1: Trade-offs and Decisions (10 points)</w:t>
+      </w:r>
+    </w:p>
+    <w:p>
+      <w:pPr>
+        <w:spacing w:after="150"/>
+      </w:pPr>
+      <w:r>
+        <w:t xml:space="preserve">Reflect on the design decisions you made in Parts A and B. Discuss:</w:t>
+      </w:r>
+    </w:p>
+    <w:p>
+      <w:pPr>
+        <w:pStyle w:val="Heading3"/>
+        <w:pBdr>
+          <w:bottom w:val="single" w:color="CCCCCC" w:space="1"/>
+        </w:pBdr>
+        <w:spacing w:before="100" w:after="300"/>
+      </w:pPr>
+      <w:r>
+        <w:t xml:space="preserve">Answer: (300-400 words)</w:t>
+      </w:r>
+    </w:p>
+    <w:p>
+      <w:pPr>
+        <w:spacing w:after="300"/>
+      </w:pPr>
+      <w:r>
+        <w:t xml:space="preserve">[Your answer here]</w:t>
+      </w:r>
+    </w:p>
+    <w:p>
+      <w:pPr>
+        <w:pStyle w:val="Heading2"/>
+        <w:spacing w:before="100" w:after="100"/>
+      </w:pPr>
+      <w:r>
+        <w:t xml:space="preserve">Question C2: Lessons and Future Work (10 points)</w:t>
+      </w:r>
+    </w:p>
+    <w:p>
+      <w:pPr>
+        <w:spacing w:after="150"/>
+      </w:pPr>
+      <w:r>
+        <w:t xml:space="preserve">What did you learn from this assignment? What would you do differently with more time or resources?</w:t>
+      </w:r>
+    </w:p>
+    <w:p>
+      <w:pPr>
+        <w:pStyle w:val="Heading3"/>
+        <w:pBdr>
+          <w:bottom w:val="single" w:color="CCCCCC" w:space="1"/>
+        </w:pBdr>
+        <w:spacing w:before="100" w:after="300"/>
+      </w:pPr>
+      <w:r>
+        <w:t xml:space="preserve">Answer: (200-300 words)</w:t>
+      </w:r>
+    </w:p>
+    <w:p>
+      <w:pPr>
+        <w:spacing w:after="400"/>
+      </w:pPr>
+      <w:r>
+        <w:t xml:space="preserve">[Your answer here]</w:t>
+      </w:r>
+    </w:p>
+    <w:p>
+      <w:pPr>
+        <w:pStyle w:val="Heading1"/>
+        <w:spacing w:before="300" w:after="200"/>
+      </w:pPr>
+      <w:r>
+        <w:t xml:space="preserve">Submission Guidelines</w:t>
+      </w:r>
+    </w:p>
+    <w:p>
+      <w:pPr>
+        <w:pStyle w:val="Heading1"/>
+        <w:spacing w:before="300" w:after="200"/>
+      </w:pPr>
+      <w:r>
+        <w:t xml:space="preserve">Grading Rubric</w:t>
+      </w:r>
+    </w:p>
+    <w:tbl>
+      <w:tblPr>
+        <w:tblW w:type="pct" w:w="100%"/>
+        <w:tblBorders>
+          <w:top w:val="single" w:color="auto" w:sz="4"/>
+          <w:left w:val="single" w:color="auto" w:sz="4"/>
+          <w:bottom w:val="single" w:color="auto" w:sz="4"/>
+          <w:right w:val="single" w:color="auto" w:sz="4"/>
+          <w:insideH w:val="single" w:color="auto" w:sz="4"/>
+          <w:insideV w:val="single" w:color="auto" w:sz="4"/>
+        </w:tblBorders>
+      </w:tblPr>
+      <w:tblGrid>
+        <w:gridCol w:w="100"/>
+        <w:gridCol w:w="100"/>
+        <w:gridCol w:w="100"/>
+        <w:gridCol w:w="100"/>
+        <w:gridCol w:w="100"/>
+      </w:tblGrid>
+      <w:tr>
+        <w:tc>
+          <w:tcPr>
+            <w:shd w:color="1B365D" w:val="clear"/>
+            <w:tcMar>
+              <w:top w:type="dxa" w:w="80"/>
+              <w:left w:type="dxa" w:w="120"/>
+              <w:bottom w:type="dxa" w:w="80"/>
+              <w:right w:type="dxa" w:w="120"/>
+            </w:tcMar>
+          </w:tcPr>
+          <w:p>
+            <w:r>
+              <w:t xml:space="preserve">Category</w:t>
+            </w:r>
+          </w:p>
+        </w:tc>
+        <w:tc>
+          <w:tcPr>
+            <w:shd w:color="1B365D" w:val="clear"/>
+            <w:tcMar>
+              <w:top w:type="dxa" w:w="80"/>
+              <w:left w:type="dxa" w:w="120"/>
+              <w:bottom w:type="dxa" w:w="80"/>
+              <w:right w:type="dxa" w:w="120"/>
+            </w:tcMar>
+          </w:tcPr>
+          <w:p>
+            <w:r>
+              <w:t xml:space="preserve">Excellent (90-100%)</w:t>
+            </w:r>
+          </w:p>
+        </w:tc>
+        <w:tc>
+          <w:tcPr>
+            <w:shd w:color="1B365D" w:val="clear"/>
+            <w:tcMar>
+              <w:top w:type="dxa" w:w="80"/>
+              <w:left w:type="dxa" w:w="120"/>
+              <w:bottom w:type="dxa" w:w="80"/>
+              <w:right w:type="dxa" w:w="120"/>
+            </w:tcMar>
+          </w:tcPr>
+          <w:p>
+            <w:r>
+              <w:t xml:space="preserve">Good (80-89%)</w:t>
+            </w:r>
+          </w:p>
+        </w:tc>
+        <w:tc>
+          <w:tcPr>
+            <w:shd w:color="1B365D" w:val="clear"/>
+            <w:tcMar>
+              <w:top w:type="dxa" w:w="80"/>
+              <w:left w:type="dxa" w:w="120"/>
+              <w:bottom w:type="dxa" w:w="80"/>
+              <w:right w:type="dxa" w:w="120"/>
+            </w:tcMar>
+          </w:tcPr>
+          <w:p>
+            <w:r>
+              <w:t xml:space="preserve">Adequate (70-79%)</w:t>
+            </w:r>
+          </w:p>
+        </w:tc>
+        <w:tc>
+          <w:tcPr>
+            <w:shd w:color="1B365D" w:val="clear"/>
+            <w:tcMar>
+              <w:top w:type="dxa" w:w="80"/>
+              <w:left w:type="dxa" w:w="120"/>
+              <w:bottom w:type="dxa" w:w="80"/>
+              <w:right w:type="dxa" w:w="120"/>
+            </w:tcMar>
+          </w:tcPr>
+          <w:p>
+            <w:r>
+              <w:t xml:space="preserve">Poor (&lt;70%)</w:t>
+            </w:r>
+          </w:p>
+        </w:tc>
+      </w:tr>
+      <w:tr>
+        <w:tc>
+          <w:tcPr>
+            <w:tcMar>
+              <w:top w:type="dxa" w:w="80"/>
+              <w:left w:type="dxa" w:w="120"/>
+              <w:bottom w:type="dxa" w:w="80"/>
+              <w:right w:type="dxa" w:w="120"/>
+            </w:tcMar>
+          </w:tcPr>
+          <w:p>
+            <w:r>
+              <w:t xml:space="preserve">Architecture Design</w:t>
+            </w:r>
+          </w:p>
+        </w:tc>
+        <w:tc>
+          <w:tcPr>
+            <w:tcMar>
+              <w:top w:type="dxa" w:w="80"/>
+              <w:left w:type="dxa" w:w="120"/>
+              <w:bottom w:type="dxa" w:w="80"/>
+              <w:right w:type="dxa" w:w="120"/>
+            </w:tcMar>
+          </w:tcPr>
+          <w:p>
+            <w:r>
+              <w:t xml:space="preserve">Clear, comprehensive, justified decisions</w:t>
+            </w:r>
+          </w:p>
+        </w:tc>
+        <w:tc>
+          <w:tcPr>
+            <w:tcMar>
+              <w:top w:type="dxa" w:w="80"/>
+              <w:left w:type="dxa" w:w="120"/>
+              <w:bottom w:type="dxa" w:w="80"/>
+              <w:right w:type="dxa" w:w="120"/>
+            </w:tcMar>
+          </w:tcPr>
+          <w:p>
+            <w:r>
+              <w:t xml:space="preserve">Sound design with minor gaps</w:t>
+            </w:r>
+          </w:p>
+        </w:tc>
+        <w:tc>
+          <w:tcPr>
+            <w:tcMar>
+              <w:top w:type="dxa" w:w="80"/>
+              <w:left w:type="dxa" w:w="120"/>
+              <w:bottom w:type="dxa" w:w="80"/>
+              <w:right w:type="dxa" w:w="120"/>
+            </w:tcMar>
+          </w:tcPr>
+          <w:p>
+            <w:r>
+              <w:t xml:space="preserve">Basic understanding, some oversights</w:t>
+            </w:r>
+          </w:p>
+        </w:tc>
+        <w:tc>
+          <w:tcPr>
+            <w:tcMar>
+              <w:top w:type="dxa" w:w="80"/>
+              <w:left w:type="dxa" w:w="120"/>
+              <w:bottom w:type="dxa" w:w="80"/>
+              <w:right w:type="dxa" w:w="120"/>
+            </w:tcMar>
+          </w:tcPr>
+          <w:p>
+            <w:r>
+              <w:t xml:space="preserve">Incomplete or flawed design</w:t>
+            </w:r>
+          </w:p>
+        </w:tc>
+      </w:tr>
+      <w:tr>
+        <w:tc>
+          <w:tcPr>
+            <w:tcMar>
+              <w:top w:type="dxa" w:w="80"/>
+              <w:left w:type="dxa" w:w="120"/>
+              <w:bottom w:type="dxa" w:w="80"/>
+              <w:right w:type="dxa" w:w="120"/>
+            </w:tcMar>
+          </w:tcPr>
+          <w:p>
+            <w:r>
+              <w:t xml:space="preserve">Code Quality</w:t>
+            </w:r>
+          </w:p>
+        </w:tc>
+        <w:tc>
+          <w:tcPr>
+            <w:tcMar>
+              <w:top w:type="dxa" w:w="80"/>
+              <w:left w:type="dxa" w:w="120"/>
+              <w:bottom w:type="dxa" w:w="80"/>
+              <w:right w:type="dxa" w:w="120"/>
+            </w:tcMar>
+          </w:tcPr>
+          <w:p>
+            <w:r>
+              <w:t xml:space="preserve">Clean, well-documented, handles edge cases</w:t>
+            </w:r>
+          </w:p>
+        </w:tc>
+        <w:tc>
+          <w:tcPr>
+            <w:tcMar>
+              <w:top w:type="dxa" w:w="80"/>
+              <w:left w:type="dxa" w:w="120"/>
+              <w:bottom w:type="dxa" w:w="80"/>
+              <w:right w:type="dxa" w:w="120"/>
+            </w:tcMar>
+          </w:tcPr>
+          <w:p>
+            <w:r>
+              <w:t xml:space="preserve">Good code with minor issues</w:t>
+            </w:r>
+          </w:p>
+        </w:tc>
+        <w:tc>
+          <w:tcPr>
+            <w:tcMar>
+              <w:top w:type="dxa" w:w="80"/>
+              <w:left w:type="dxa" w:w="120"/>
+              <w:bottom w:type="dxa" w:w="80"/>
+              <w:right w:type="dxa" w:w="120"/>
+            </w:tcMar>
+          </w:tcPr>
+          <w:p>
+            <w:r>
+              <w:t xml:space="preserve">Functional but could be cleaner</w:t>
+            </w:r>
+          </w:p>
+        </w:tc>
+        <w:tc>
+          <w:tcPr>
+            <w:tcMar>
+              <w:top w:type="dxa" w:w="80"/>
+              <w:left w:type="dxa" w:w="120"/>
+              <w:bottom w:type="dxa" w:w="80"/>
+              <w:right w:type="dxa" w:w="120"/>
+            </w:tcMar>
+          </w:tcPr>
+          <w:p>
+            <w:r>
+              <w:t xml:space="preserve">Non-functional or poor quality</w:t>
+            </w:r>
+          </w:p>
+        </w:tc>
+      </w:tr>
+      <w:tr>
+        <w:tc>
+          <w:tcPr>
+            <w:tcMar>
+              <w:top w:type="dxa" w:w="80"/>
+              <w:left w:type="dxa" w:w="120"/>
+              <w:bottom w:type="dxa" w:w="80"/>
+              <w:right w:type="dxa" w:w="120"/>
+            </w:tcMar>
+          </w:tcPr>
+          <w:p>
+            <w:r>
+              <w:t xml:space="preserve">Data Quality</w:t>
+            </w:r>
+          </w:p>
+        </w:tc>
+        <w:tc>
+          <w:tcPr>
+            <w:tcMar>
+              <w:top w:type="dxa" w:w="80"/>
+              <w:left w:type="dxa" w:w="120"/>
+              <w:bottom w:type="dxa" w:w="80"/>
+              <w:right w:type="dxa" w:w="120"/>
+            </w:tcMar>
+          </w:tcPr>
+          <w:p>
+            <w:r>
+              <w:t xml:space="preserve">Comprehensive validation, great error handling</w:t>
+            </w:r>
+          </w:p>
+        </w:tc>
+        <w:tc>
+          <w:tcPr>
+            <w:tcMar>
+              <w:top w:type="dxa" w:w="80"/>
+              <w:left w:type="dxa" w:w="120"/>
+              <w:bottom w:type="dxa" w:w="80"/>
+              <w:right w:type="dxa" w:w="120"/>
+            </w:tcMar>
+          </w:tcPr>
+          <w:p>
+            <w:r>
+              <w:t xml:space="preserve">Good validation, adequate error handling</w:t>
+            </w:r>
+          </w:p>
+        </w:tc>
+        <w:tc>
+          <w:tcPr>
+            <w:tcMar>
+              <w:top w:type="dxa" w:w="80"/>
+              <w:left w:type="dxa" w:w="120"/>
+              <w:bottom w:type="dxa" w:w="80"/>
+              <w:right w:type="dxa" w:w="120"/>
+            </w:tcMar>
+          </w:tcPr>
+          <w:p>
+            <w:r>
+              <w:t xml:space="preserve">Basic validation, minimal error handling</w:t>
+            </w:r>
+          </w:p>
+        </w:tc>
+        <w:tc>
+          <w:tcPr>
+            <w:tcMar>
+              <w:top w:type="dxa" w:w="80"/>
+              <w:left w:type="dxa" w:w="120"/>
+              <w:bottom w:type="dxa" w:w="80"/>
+              <w:right w:type="dxa" w:w="120"/>
+            </w:tcMar>
+          </w:tcPr>
+          <w:p>
+            <w:r>
+              <w:t xml:space="preserve">Insufficient validation</w:t>
+            </w:r>
+          </w:p>
+        </w:tc>
+      </w:tr>
+      <w:tr>
+        <w:tc>
+          <w:tcPr>
+            <w:tcMar>
+              <w:top w:type="dxa" w:w="80"/>
+              <w:left w:type="dxa" w:w="120"/>
+              <w:bottom w:type="dxa" w:w="80"/>
+              <w:right w:type="dxa" w:w="120"/>
+            </w:tcMar>
+          </w:tcPr>
+          <w:p>
+            <w:r>
+              <w:t xml:space="preserve">Analysis</w:t>
+            </w:r>
+          </w:p>
+        </w:tc>
+        <w:tc>
+          <w:tcPr>
+            <w:tcMar>
+              <w:top w:type="dxa" w:w="80"/>
+              <w:left w:type="dxa" w:w="120"/>
+              <w:bottom w:type="dxa" w:w="80"/>
+              <w:right w:type="dxa" w:w="120"/>
+            </w:tcMar>
+          </w:tcPr>
+          <w:p>
+            <w:r>
+              <w:t xml:space="preserve">Thoughtful reflection, good insights</w:t>
+            </w:r>
+          </w:p>
+        </w:tc>
+        <w:tc>
+          <w:tcPr>
+            <w:tcMar>
+              <w:top w:type="dxa" w:w="80"/>
+              <w:left w:type="dxa" w:w="120"/>
+              <w:bottom w:type="dxa" w:w="80"/>
+              <w:right w:type="dxa" w:w="120"/>
+            </w:tcMar>
+          </w:tcPr>
+          <w:p>
+            <w:r>
+              <w:t xml:space="preserve">Reasonable reflection with some depth</w:t>
+            </w:r>
+          </w:p>
+        </w:tc>
+        <w:tc>
+          <w:tcPr>
+            <w:tcMar>
+              <w:top w:type="dxa" w:w="80"/>
+              <w:left w:type="dxa" w:w="120"/>
+              <w:bottom w:type="dxa" w:w="80"/>
+              <w:right w:type="dxa" w:w="120"/>
+            </w:tcMar>
+          </w:tcPr>
+          <w:p>
+            <w:r>
+              <w:t xml:space="preserve">Surface-level analysis</w:t>
+            </w:r>
+          </w:p>
+        </w:tc>
+        <w:tc>
+          <w:tcPr>
+            <w:tcMar>
+              <w:top w:type="dxa" w:w="80"/>
+              <w:left w:type="dxa" w:w="120"/>
+              <w:bottom w:type="dxa" w:w="80"/>
+              <w:right w:type="dxa" w:w="120"/>
+            </w:tcMar>
+          </w:tcPr>
+          <w:p>
+            <w:r>
+              <w:t xml:space="preserve">Missing or superficial analysis</w:t>
+            </w:r>
+          </w:p>
+        </w:tc>
+      </w:tr>
+    </w:tbl>
+    <w:sectPr>
+      <w:pgSz w:w="11906" w:h="16838" w:orient="portrait"/>
+      <w:pgMar w:top="1440" w:right="1440" w:bottom="1440" w:left="1440" w:header="708" w:footer="708" w:gutter="0"/>
+      <w:pgNumType/>
+      <w:docGrid w:linePitch="360"/>
+    </w:sectPr>
+  </w:body>
+</w:document>
 </file>
 
 <file path=word/comments.xml><?xml version="1.0" encoding="utf-8"?>
